--- a/docs/a traduire/7/Capitulo_VII_Recomendacoes_PT-BR.docx
+++ b/docs/a traduire/7/Capitulo_VII_Recomendacoes_PT-BR.docx
@@ -276,7 +276,7 @@
           <w:color w:val="555555"/>
           <w:sz w:val="22"/>
         </w:rPr>
-        <w:t>Os capitulos anteriores estabeleceram que o protecionismo de IA americano cria uma vantagem competitiva estrutural mensuravel (CACI Power Mode EUA/UE de 3,46:1 no snapshot de abril de 2026, razao bruta de computacao instalada operacional de 17,6:1), acelerada pelas tarifas Trump de 2026 e pela concentracao de computacao nos Estados Unidos (76,9% da computacao de IA operacional global, 660-690 bilhoes de USD em capex anual apenas dos hyperscalers). Este capitulo formula recomendacoes estrategicas articuladas em tres horizontes temporais e cinco eixos estruturantes, aproveitando as vantagens comparativas especificas da Franca (nuclear, Mistral, regulamentacao) e os instrumentos europeus existentes (Plano de Acao do Continente de IA, Chips Act, InvestAI).</w:t>
+        <w:t>Os capitulos anteriores estabeleceram que o protecionismo de IA americano cria uma vantagem competitiva estrutural mensuravel (CACI Power Mode EUA/UE de 3,64:1 no snapshot de abril de 2026, razao bruta de computacao instalada operacional de 17,6:1), acelerada pelas tarifas Trump de 2026 e pela concentracao de computacao nos Estados Unidos (78,9% da computacao de IA operacional global, 660-690 bilhoes de USD em capex anual apenas dos hyperscalers). Este capitulo formula recomendacoes estrategicas articuladas em tres horizontes temporais e cinco eixos estruturantes, aproveitando as vantagens comparativas especificas da Franca (nuclear, Mistral, regulamentacao) e os instrumentos europeus existentes (Plano de Acao do Continente de IA, Chips Act, InvestAI).</w:t>
       </w:r>
     </w:p>
     <w:p>
@@ -321,7 +321,7 @@
           <w:color w:val="202020"/>
           <w:sz w:val="22"/>
         </w:rPr>
-        <w:t>O ponto de partida e a lacuna de infraestrutura. A UE possui aproximadamente 35 GW de capacidade de data center de TI em comparacao com 53,7 GW nos Estados Unidos e 19,6 GW na China. Em computacao de IA estrita, o painel publico de abril de 2026 estabelece uma participacao da UE(13) F_total de 3,3% contra 76,9% para os Estados Unidos, representando uma razao operacional bruta de 17,6:1 e uma razao CACI Power Mode (formula geometrica F^0,40 x L^0,20 x R^0,15 / E^0,25) de 3,46:1. Tres medidas imediatas sao necessarias.</w:t>
+        <w:t>O ponto de partida e a lacuna de infraestrutura. A UE possui aproximadamente 35 GW de capacidade de data center de TI em comparacao com 53,7 GW nos Estados Unidos e 19,6 GW na China. Em computacao de IA estrita, o painel publico de abril de 2026 estabelece uma participacao da UE(13) F_total de 3,3% contra 78,9% para os Estados Unidos, representando uma razao operacional bruta de 17,6:1 e uma razao CACI Power Mode (formula geometrica F^0,40 x L^0,20 x R^0,15 / E^0,25) de 3,64:1. Tres medidas imediatas sao necessarias.</w:t>
       </w:r>
     </w:p>
     <w:p>
@@ -351,7 +351,7 @@
           <w:color w:val="202020"/>
           <w:sz w:val="22"/>
         </w:rPr>
-        <w:t>Uma nuance fundamental da analise Phys/Sov do Capitulo I (Fig 1.8): na computacao fisicamente instalada, a UE ja e amplamente soberana (99,2% do F_total da UE e detido por operadores da UE). A janela de vulnerabilidade, portanto, nao esta tanto no F instalado, mas na camada de carga de trabalho na nuvem (a computacao realmente usada pelas empresas da UE, hospedada principalmente na AWS/Azure/GCP). As recomendacoes a seguir visam prioritariamente esta camada operacional.</w:t>
+        <w:t>Uma nuance fundamental da analise Phys/Sov do Capitulo I (Fig 1.8): na computacao fisicamente instalada, a UE ja e amplamente soberana (78,6% do F_total da UE e detido por operadores da UE). A janela de vulnerabilidade, portanto, nao esta tanto no F instalado, mas na camada de carga de trabalho na nuvem (a computacao realmente usada pelas empresas da UE, hospedada principalmente na AWS/Azure/GCP). As recomendacoes a seguir visam prioritariamente esta camada operacional.</w:t>
       </w:r>
     </w:p>
     <w:p>
@@ -1211,7 +1211,7 @@
           <w:color w:val="202020"/>
           <w:sz w:val="22"/>
         </w:rPr>
-        <w:t>Condicao 3: coerencia europeia. A fragmentacao intra-europeia (27 regimes energeticos, posicoes divergentes sobre energia nuclear, abordagens nacionais de soberania concorrentes) continua sendo o principal obstaculo. O Cenario C do Capitulo V (parceria assimetrica, linha de base de 3,46:1 para 2,0-2,5:1) so funciona para a Europa se ela falar com uma unica voz nas negociacoes com Washington.</w:t>
+        <w:t>Condicao 3: coerencia europeia. A fragmentacao intra-europeia (27 regimes energeticos, posicoes divergentes sobre energia nuclear, abordagens nacionais de soberania concorrentes) continua sendo o principal obstaculo. O Cenario C do Capitulo V (parceria assimetrica, linha de base de 3,64:1 para 2,0-2,5:1) so funciona para a Europa se ela falar com uma unica voz nas negociacoes com Washington.</w:t>
       </w:r>
     </w:p>
     <w:p>
@@ -1226,7 +1226,7 @@
           <w:color w:val="202020"/>
           <w:sz w:val="22"/>
         </w:rPr>
-        <w:t>Condicao 4: o fator tempo. O ponto de virada identificado no Capitulo V (2028, saturacao de computacao e energia da UE e potencial ativacao dos Mandatos de Soberania de Nuvem) impoe um cronograma restrito. Se as AI Factories nao estiverem operacionais e os locais da EDF nao estiverem conectados ate essa data, a lacuna de computacao se solidificara em dependencia estrutural. A janela para acao estrategica e entre 2026 e 2028 - apos o que as posicoes se cristalizam em torno da linha de base de 17,6:1 bruto / 3,46:1 CACI Power Mode.</w:t>
+        <w:t>Condicao 4: o fator tempo. O ponto de virada identificado no Capitulo V (2028, saturacao de computacao e energia da UE e potencial ativacao dos Mandatos de Soberania de Nuvem) impoe um cronograma restrito. Se as AI Factories nao estiverem operacionais e os locais da EDF nao estiverem conectados ate essa data, a lacuna de computacao se solidificara em dependencia estrutural. A janela para acao estrategica e entre 2026 e 2028 - apos o que as posicoes se cristalizam em torno da linha de base de 17,6:1 bruto / 3,64:1 CACI Power Mode.</w:t>
       </w:r>
     </w:p>
     <w:p>
@@ -1271,7 +1271,7 @@
           <w:color w:val="202020"/>
           <w:sz w:val="22"/>
         </w:rPr>
-        <w:t>Mas esses ativos nao constituem uma garantia. A lacuna de capex com os Estados Unidos (660-690 bilhoes de USD anuais contra 200 bilhoes de EUR ao longo de cinco anos), a lacuna de computacao (CACI Power Mode 3,46:1 e bruto operacional 17,6:1) e a dependencia estrutural das GPUs americanas (Nvidia: 80% do mercado de aceleradores de IA) definem o perimetro realista da autonomia alcancavel. O objetivo nao e a autarquia tecnologica - ela e impossivel no horizonte de 2030 - mas uma autonomia estrategica suficiente para que o protecionismo americano nao se traduza em dependencia irreversivel. A distincao Phys/Sov estabelecida no Capitulo I e operacional aqui: a Europa ja e amplamente soberana na computacao instalada, o trabalho consiste em proteger a camada de cargas de trabalho na nuvem antes que os Mandatos de Soberania de Nuvem de 2028 transformem essa dependencia em alavanca geopolitica.</w:t>
+        <w:t>Mas esses ativos nao constituem uma garantia. A lacuna de capex com os Estados Unidos (660-690 bilhoes de USD anuais contra 200 bilhoes de EUR ao longo de cinco anos), a lacuna de computacao (CACI Power Mode 3,64:1 e bruto operacional 17,6:1) e a dependencia estrutural das GPUs americanas (Nvidia: 80% do mercado de aceleradores de IA) definem o perimetro realista da autonomia alcancavel. O objetivo nao e a autarquia tecnologica - ela e impossivel no horizonte de 2030 - mas uma autonomia estrategica suficiente para que o protecionismo americano nao se traduza em dependencia irreversivel. A distincao Phys/Sov estabelecida no Capitulo I e operacional aqui: a Europa ja e amplamente soberana na computacao instalada, o trabalho consiste em proteger a camada de cargas de trabalho na nuvem antes que os Mandatos de Soberania de Nuvem de 2028 transformem essa dependencia em alavanca geopolitica.</w:t>
       </w:r>
     </w:p>
     <w:p>
@@ -1316,7 +1316,7 @@
           <w:color w:val="555555"/>
           <w:sz w:val="18"/>
         </w:rPr>
-        <w:t>Fonte: Construcao do autor; linha de base de abril de 2026 (razao bruta operacional de computacao EUA/UE de 17,6:1, CACI Power Mode de 3,46:1).</w:t>
+        <w:t>Fonte: Construcao do autor; linha de base de abril de 2026 (razao bruta operacional de computacao EUA/UE de 17,6:1, CACI Power Mode de 3,64:1).</w:t>
       </w:r>
     </w:p>
     <w:tbl>

--- a/docs/a traduire/7/Capitulo_VII_Recomendacoes_PT-BR.docx
+++ b/docs/a traduire/7/Capitulo_VII_Recomendacoes_PT-BR.docx
@@ -276,7 +276,7 @@
           <w:color w:val="555555"/>
           <w:sz w:val="22"/>
         </w:rPr>
-        <w:t>Os capitulos anteriores estabeleceram que o protecionismo de IA americano cria uma vantagem competitiva estrutural mensuravel (CACI Power Mode EUA/UE de 3,64:1 no snapshot de abril de 2026, razao bruta de computacao instalada operacional de 17,6:1), acelerada pelas tarifas Trump de 2026 e pela concentracao de computacao nos Estados Unidos (78,9% da computacao de IA operacional global, 660-690 bilhoes de USD em capex anual apenas dos hyperscalers). Este capitulo formula recomendacoes estrategicas articuladas em tres horizontes temporais e cinco eixos estruturantes, aproveitando as vantagens comparativas especificas da Franca (nuclear, Mistral, regulamentacao) e os instrumentos europeus existentes (Plano de Acao do Continente de IA, Chips Act, InvestAI).</w:t>
+        <w:t>Os capitulos anteriores estabeleceram que o protecionismo de IA americano cria uma vantagem competitiva estrutural mensuravel (CACI Power Mode EUA/UE de 3,47:1 no snapshot de abril de 2026, razao bruta de computacao instalada operacional de 17,6:1), acelerada pelas tarifas Trump de 2026 e pela concentracao de computacao nos Estados Unidos (78,9% da computacao de IA operacional global, 660-690 bilhoes de USD em capex anual apenas dos hyperscalers). Este capitulo formula recomendacoes estrategicas articuladas em tres horizontes temporais e cinco eixos estruturantes, aproveitando as vantagens comparativas especificas da Franca (nuclear, Mistral, regulamentacao) e os instrumentos europeus existentes (Plano de Acao do Continente de IA, Chips Act, InvestAI).</w:t>
       </w:r>
     </w:p>
     <w:p>
@@ -321,7 +321,7 @@
           <w:color w:val="202020"/>
           <w:sz w:val="22"/>
         </w:rPr>
-        <w:t>O ponto de partida e a lacuna de infraestrutura. A UE possui aproximadamente 35 GW de capacidade de data center de TI em comparacao com 53,7 GW nos Estados Unidos e 19,6 GW na China. Em computacao de IA estrita, o painel publico de abril de 2026 estabelece uma participacao da UE(13) F_total de 3,3% contra 78,9% para os Estados Unidos, representando uma razao operacional bruta de 17,6:1 e uma razao CACI Power Mode (formula geometrica F^0,40 x L^0,20 x R^0,15 / E^0,25) de 3,64:1. Tres medidas imediatas sao necessarias.</w:t>
+        <w:t>O ponto de partida e a lacuna de infraestrutura. A UE possui aproximadamente 35 GW de capacidade de data center de TI em comparacao com 53,7 GW nos Estados Unidos e 19,6 GW na China. Em computacao de IA estrita, o painel publico de abril de 2026 estabelece uma participacao da UE(13) F_total de 3,3% contra 78,9% para os Estados Unidos, representando uma razao operacional bruta de 17,6:1 e uma razao CACI Power Mode (formula geometrica F^0,40 x L^0,20 x R^0,15 / E^0,25) de 3,47:1. Tres medidas imediatas sao necessarias.</w:t>
       </w:r>
     </w:p>
     <w:p>
@@ -1211,7 +1211,7 @@
           <w:color w:val="202020"/>
           <w:sz w:val="22"/>
         </w:rPr>
-        <w:t>Condicao 3: coerencia europeia. A fragmentacao intra-europeia (27 regimes energeticos, posicoes divergentes sobre energia nuclear, abordagens nacionais de soberania concorrentes) continua sendo o principal obstaculo. O Cenario C do Capitulo V (parceria assimetrica, linha de base de 3,64:1 para 2,0-2,5:1) so funciona para a Europa se ela falar com uma unica voz nas negociacoes com Washington.</w:t>
+        <w:t>Condicao 3: coerencia europeia. A fragmentacao intra-europeia (27 regimes energeticos, posicoes divergentes sobre energia nuclear, abordagens nacionais de soberania concorrentes) continua sendo o principal obstaculo. O Cenario C do Capitulo V (parceria assimetrica, linha de base de 3,47:1 para 2,0-2,5:1) so funciona para a Europa se ela falar com uma unica voz nas negociacoes com Washington.</w:t>
       </w:r>
     </w:p>
     <w:p>
@@ -1226,7 +1226,7 @@
           <w:color w:val="202020"/>
           <w:sz w:val="22"/>
         </w:rPr>
-        <w:t>Condicao 4: o fator tempo. O ponto de virada identificado no Capitulo V (2028, saturacao de computacao e energia da UE e potencial ativacao dos Mandatos de Soberania de Nuvem) impoe um cronograma restrito. Se as AI Factories nao estiverem operacionais e os locais da EDF nao estiverem conectados ate essa data, a lacuna de computacao se solidificara em dependencia estrutural. A janela para acao estrategica e entre 2026 e 2028 - apos o que as posicoes se cristalizam em torno da linha de base de 17,6:1 bruto / 3,64:1 CACI Power Mode.</w:t>
+        <w:t>Condicao 4: o fator tempo. O ponto de virada identificado no Capitulo V (2028, saturacao de computacao e energia da UE e potencial ativacao dos Mandatos de Soberania de Nuvem) impoe um cronograma restrito. Se as AI Factories nao estiverem operacionais e os locais da EDF nao estiverem conectados ate essa data, a lacuna de computacao se solidificara em dependencia estrutural. A janela para acao estrategica e entre 2026 e 2028 - apos o que as posicoes se cristalizam em torno da linha de base de 17,6:1 bruto / 3,47:1 CACI Power Mode.</w:t>
       </w:r>
     </w:p>
     <w:p>
@@ -1271,7 +1271,7 @@
           <w:color w:val="202020"/>
           <w:sz w:val="22"/>
         </w:rPr>
-        <w:t>Mas esses ativos nao constituem uma garantia. A lacuna de capex com os Estados Unidos (660-690 bilhoes de USD anuais contra 200 bilhoes de EUR ao longo de cinco anos), a lacuna de computacao (CACI Power Mode 3,64:1 e bruto operacional 17,6:1) e a dependencia estrutural das GPUs americanas (Nvidia: 80% do mercado de aceleradores de IA) definem o perimetro realista da autonomia alcancavel. O objetivo nao e a autarquia tecnologica - ela e impossivel no horizonte de 2030 - mas uma autonomia estrategica suficiente para que o protecionismo americano nao se traduza em dependencia irreversivel. A distincao Phys/Sov estabelecida no Capitulo I e operacional aqui: a Europa ja e amplamente soberana na computacao instalada, o trabalho consiste em proteger a camada de cargas de trabalho na nuvem antes que os Mandatos de Soberania de Nuvem de 2028 transformem essa dependencia em alavanca geopolitica.</w:t>
+        <w:t>Mas esses ativos nao constituem uma garantia. A lacuna de capex com os Estados Unidos (660-690 bilhoes de USD anuais contra 200 bilhoes de EUR ao longo de cinco anos), a lacuna de computacao (CACI Power Mode 3,47:1 e bruto operacional 17,6:1) e a dependencia estrutural das GPUs americanas (Nvidia: 80% do mercado de aceleradores de IA) definem o perimetro realista da autonomia alcancavel. O objetivo nao e a autarquia tecnologica - ela e impossivel no horizonte de 2030 - mas uma autonomia estrategica suficiente para que o protecionismo americano nao se traduza em dependencia irreversivel. A distincao Phys/Sov estabelecida no Capitulo I e operacional aqui: a Europa ja e amplamente soberana na computacao instalada, o trabalho consiste em proteger a camada de cargas de trabalho na nuvem antes que os Mandatos de Soberania de Nuvem de 2028 transformem essa dependencia em alavanca geopolitica.</w:t>
       </w:r>
     </w:p>
     <w:p>
@@ -1316,7 +1316,7 @@
           <w:color w:val="555555"/>
           <w:sz w:val="18"/>
         </w:rPr>
-        <w:t>Fonte: Construcao do autor; linha de base de abril de 2026 (razao bruta operacional de computacao EUA/UE de 17,6:1, CACI Power Mode de 3,64:1).</w:t>
+        <w:t>Fonte: Construcao do autor; linha de base de abril de 2026 (razao bruta operacional de computacao EUA/UE de 17,6:1, CACI Power Mode de 3,47:1).</w:t>
       </w:r>
     </w:p>
     <w:tbl>

--- a/docs/a traduire/7/Capitulo_VII_Recomendacoes_PT-BR.docx
+++ b/docs/a traduire/7/Capitulo_VII_Recomendacoes_PT-BR.docx
@@ -99,7 +99,7 @@
                 <w:color w:val="1A2744"/>
                 <w:sz w:val="22"/>
               </w:rPr>
-              <w:t>76,9 pct do compute IA operacional mundial = EUA</w:t>
+              <w:t>78,9 pct do compute IA operacional mundial = EUA</w:t>
             </w:r>
           </w:p>
         </w:tc>
@@ -141,7 +141,7 @@
                 <w:color w:val="1A2744"/>
                 <w:sz w:val="22"/>
               </w:rPr>
-              <w:t>3,46:1 razao CACI EUA/UE (Power Mode)</w:t>
+              <w:t>3,47:1 razao CACI EUA/UE (Power Mode)</w:t>
             </w:r>
           </w:p>
         </w:tc>
